--- a/Ausgabe/Klasse_9/03_Wahlbereich_Informatik_und_Automatisierung/05_Praesentationen.docx
+++ b/Ausgabe/Klasse_9/03_Wahlbereich_Informatik_und_Automatisierung/05_Praesentationen.docx
@@ -668,7 +668,7 @@
       <w:rPr>
         <w:sz w:val="16"/>
       </w:rPr>
-      <w:t>Unterrichtsmaterial Oberschule Sachsen · Version v0.4.0-319-gc4b6538-dirty · Build 16.08.2026</w:t>
+      <w:t>Unterrichtsmaterial Oberschule Sachsen · Version v0.4.0-322-g516fad1-dirty · Build 17.08.2026</w:t>
     </w:r>
   </w:p>
 </w:ftr>

--- a/Ausgabe/Klasse_9/03_Wahlbereich_Informatik_und_Automatisierung/05_Praesentationen.docx
+++ b/Ausgabe/Klasse_9/03_Wahlbereich_Informatik_und_Automatisierung/05_Praesentationen.docx
@@ -668,7 +668,7 @@
       <w:rPr>
         <w:sz w:val="16"/>
       </w:rPr>
-      <w:t>Unterrichtsmaterial Oberschule Sachsen · Version v0.4.0-322-g516fad1-dirty · Build 17.08.2026</w:t>
+      <w:t>Unterrichtsmaterial Oberschule Sachsen · Version v0.4.0-327-g8416f81-dirty · Build 17.08.2026</w:t>
     </w:r>
   </w:p>
 </w:ftr>

--- a/Ausgabe/Klasse_9/03_Wahlbereich_Informatik_und_Automatisierung/05_Praesentationen.docx
+++ b/Ausgabe/Klasse_9/03_Wahlbereich_Informatik_und_Automatisierung/05_Praesentationen.docx
@@ -668,7 +668,7 @@
       <w:rPr>
         <w:sz w:val="16"/>
       </w:rPr>
-      <w:t>Unterrichtsmaterial Oberschule Sachsen · Version v0.4.0-327-g8416f81-dirty · Build 17.08.2026</w:t>
+      <w:t>Unterrichtsmaterial Oberschule Sachsen · Version v0.4.0-333-gbccbada-dirty · Build 17.08.2026</w:t>
     </w:r>
   </w:p>
 </w:ftr>

--- a/Ausgabe/Klasse_9/03_Wahlbereich_Informatik_und_Automatisierung/05_Praesentationen.docx
+++ b/Ausgabe/Klasse_9/03_Wahlbereich_Informatik_und_Automatisierung/05_Praesentationen.docx
@@ -668,7 +668,7 @@
       <w:rPr>
         <w:sz w:val="16"/>
       </w:rPr>
-      <w:t>Unterrichtsmaterial Oberschule Sachsen · Version v0.4.0-333-gbccbada-dirty · Build 17.08.2026</w:t>
+      <w:t>Unterrichtsmaterial Oberschule Sachsen · Version v0.4.0-341-g0b15cca-dirty · Build 17.08.2026</w:t>
     </w:r>
   </w:p>
 </w:ftr>

--- a/Ausgabe/Klasse_9/03_Wahlbereich_Informatik_und_Automatisierung/05_Praesentationen.docx
+++ b/Ausgabe/Klasse_9/03_Wahlbereich_Informatik_und_Automatisierung/05_Praesentationen.docx
@@ -668,7 +668,7 @@
       <w:rPr>
         <w:sz w:val="16"/>
       </w:rPr>
-      <w:t>Unterrichtsmaterial Oberschule Sachsen · Version v0.4.0-341-g0b15cca-dirty · Build 17.08.2026</w:t>
+      <w:t>Unterrichtsmaterial Oberschule Sachsen · Version v0.4.0-356-g3db0967-dirty · Build 17.08.2026</w:t>
     </w:r>
   </w:p>
 </w:ftr>

--- a/Ausgabe/Klasse_9/03_Wahlbereich_Informatik_und_Automatisierung/05_Praesentationen.docx
+++ b/Ausgabe/Klasse_9/03_Wahlbereich_Informatik_und_Automatisierung/05_Praesentationen.docx
@@ -668,7 +668,7 @@
       <w:rPr>
         <w:sz w:val="16"/>
       </w:rPr>
-      <w:t>Unterrichtsmaterial Oberschule Sachsen · Version v0.4.0-356-g3db0967-dirty · Build 17.08.2026</w:t>
+      <w:t>Unterrichtsmaterial Oberschule Sachsen · Version v0.4.0-376-gf442749-dirty · Build 17.08.2026</w:t>
     </w:r>
   </w:p>
 </w:ftr>

--- a/Ausgabe/Klasse_9/03_Wahlbereich_Informatik_und_Automatisierung/05_Praesentationen.docx
+++ b/Ausgabe/Klasse_9/03_Wahlbereich_Informatik_und_Automatisierung/05_Praesentationen.docx
@@ -668,7 +668,7 @@
       <w:rPr>
         <w:sz w:val="16"/>
       </w:rPr>
-      <w:t>Unterrichtsmaterial Oberschule Sachsen · Version v0.4.0-356-g3db0967-dirty · Build 17.08.2026</w:t>
+      <w:t>Unterrichtsmaterial Oberschule Sachsen · Version v0.4.0-376-g6ba679b-dirty · Build 17.08.2026</w:t>
     </w:r>
   </w:p>
 </w:ftr>

--- a/Ausgabe/Klasse_9/03_Wahlbereich_Informatik_und_Automatisierung/05_Praesentationen.docx
+++ b/Ausgabe/Klasse_9/03_Wahlbereich_Informatik_und_Automatisierung/05_Praesentationen.docx
@@ -668,7 +668,7 @@
       <w:rPr>
         <w:sz w:val="16"/>
       </w:rPr>
-      <w:t>Unterrichtsmaterial Oberschule Sachsen · Version v0.4.0-356-g3db0967-dirty · Build 17.08.2026</w:t>
+      <w:t>Unterrichtsmaterial Oberschule Sachsen · Version v0.4.0-378-g61c0f2a-dirty · Build 17.08.2026</w:t>
     </w:r>
   </w:p>
 </w:ftr>

--- a/Ausgabe/Klasse_9/03_Wahlbereich_Informatik_und_Automatisierung/05_Praesentationen.docx
+++ b/Ausgabe/Klasse_9/03_Wahlbereich_Informatik_und_Automatisierung/05_Praesentationen.docx
@@ -668,7 +668,7 @@
       <w:rPr>
         <w:sz w:val="16"/>
       </w:rPr>
-      <w:t>Unterrichtsmaterial Oberschule Sachsen · Version v0.4.0-356-g3db0967-dirty · Build 17.08.2026</w:t>
+      <w:t>Unterrichtsmaterial Oberschule Sachsen · Version v0.4.0-367-gb55ec7c-dirty · Build 17.08.2026</w:t>
     </w:r>
   </w:p>
 </w:ftr>

--- a/Ausgabe/Klasse_9/03_Wahlbereich_Informatik_und_Automatisierung/05_Praesentationen.docx
+++ b/Ausgabe/Klasse_9/03_Wahlbereich_Informatik_und_Automatisierung/05_Praesentationen.docx
@@ -668,7 +668,7 @@
       <w:rPr>
         <w:sz w:val="16"/>
       </w:rPr>
-      <w:t>Unterrichtsmaterial Oberschule Sachsen · Version v0.4.0-376-gf442749-dirty · Build 17.08.2026</w:t>
+      <w:t>Unterrichtsmaterial Oberschule Sachsen · Version v0.4.0-410-g8744ce6-dirty · Build 17.08.2026</w:t>
     </w:r>
   </w:p>
 </w:ftr>

--- a/Ausgabe/Klasse_9/03_Wahlbereich_Informatik_und_Automatisierung/05_Praesentationen.docx
+++ b/Ausgabe/Klasse_9/03_Wahlbereich_Informatik_und_Automatisierung/05_Praesentationen.docx
@@ -668,7 +668,7 @@
       <w:rPr>
         <w:sz w:val="16"/>
       </w:rPr>
-      <w:t>Unterrichtsmaterial Oberschule Sachsen · Version v0.4.0-410-g8744ce6-dirty · Build 17.08.2026</w:t>
+      <w:t>Unterrichtsmaterial Oberschule Sachsen · Version v0.4.0-444-gad95bb4-dirty · Build 18.08.2026</w:t>
     </w:r>
   </w:p>
 </w:ftr>

--- a/Ausgabe/Klasse_9/03_Wahlbereich_Informatik_und_Automatisierung/05_Praesentationen.docx
+++ b/Ausgabe/Klasse_9/03_Wahlbereich_Informatik_und_Automatisierung/05_Praesentationen.docx
@@ -668,7 +668,7 @@
       <w:rPr>
         <w:sz w:val="16"/>
       </w:rPr>
-      <w:t>Unterrichtsmaterial Oberschule Sachsen · Version v0.4.0-444-gad95bb4-dirty · Build 18.08.2026</w:t>
+      <w:t>Unterrichtsmaterial Oberschule Sachsen · Version v0.4.0-459-gb11fd20-dirty · Build 18.08.2026</w:t>
     </w:r>
   </w:p>
 </w:ftr>

--- a/Ausgabe/Klasse_9/03_Wahlbereich_Informatik_und_Automatisierung/05_Praesentationen.docx
+++ b/Ausgabe/Klasse_9/03_Wahlbereich_Informatik_und_Automatisierung/05_Praesentationen.docx
@@ -668,7 +668,7 @@
       <w:rPr>
         <w:sz w:val="16"/>
       </w:rPr>
-      <w:t>Unterrichtsmaterial Oberschule Sachsen · Version v0.4.0-459-gb11fd20-dirty · Build 18.08.2026</w:t>
+      <w:t>Unterrichtsmaterial Oberschule Sachsen · Version v0.4.0-444-gad95bb4-dirty · Build 18.08.2026</w:t>
     </w:r>
   </w:p>
 </w:ftr>

--- a/Ausgabe/Klasse_9/03_Wahlbereich_Informatik_und_Automatisierung/05_Praesentationen.docx
+++ b/Ausgabe/Klasse_9/03_Wahlbereich_Informatik_und_Automatisierung/05_Praesentationen.docx
@@ -72,7 +72,29 @@
         <w:pStyle w:val="FirstParagraph"/>
       </w:pPr>
       <w:r>
-        <w:t xml:space="preserve">Wo hilft Automatisierung – und wo braucht sie Grenzen?</w:t>
+        <w:rPr>
+          <w:bCs/>
+          <w:b/>
+        </w:rPr>
+        <w:t xml:space="preserve">Wo hilft Automatisierung – und wo braucht sie menschliche Kontrolle?</w:t>
+      </w:r>
+    </w:p>
+    <w:p>
+      <w:pPr>
+        <w:pStyle w:val="BodyText"/>
+      </w:pPr>
+      <w:r>
+        <w:rPr>
+          <w:bCs/>
+          <w:b/>
+        </w:rPr>
+        <w:t xml:space="preserve">Lehrerhinweis:</w:t>
+      </w:r>
+      <w:r>
+        <w:t xml:space="preserve"> </w:t>
+      </w:r>
+      <w:r>
+        <w:t xml:space="preserve">Bei Alltagserfahrungen starten: automatische Tür, Ampelsteuerung, Empfehlungssystem, Sprachassistent. Noch nicht voraussetzen, dass die Lernenden „Automatisierung“ technisch definieren können.</w:t>
       </w:r>
     </w:p>
     <w:p>
@@ -89,13 +111,37 @@
     </w:p>
     <w:bookmarkEnd w:id="20"/>
     <w:bookmarkEnd w:id="21"/>
-    <w:bookmarkStart w:id="22" w:name="automatisierter-prozess"/>
+    <w:bookmarkStart w:id="22" w:name="was-bedeutet-automatisieren"/>
     <w:p>
       <w:pPr>
         <w:pStyle w:val="Heading1"/>
       </w:pPr>
       <w:r>
-        <w:t xml:space="preserve">Automatisierter Prozess</w:t>
+        <w:t xml:space="preserve">Was bedeutet automatisieren?</w:t>
+      </w:r>
+    </w:p>
+    <w:p>
+      <w:pPr>
+        <w:pStyle w:val="FirstParagraph"/>
+      </w:pPr>
+      <w:r>
+        <w:t xml:space="preserve">Ein</w:t>
+      </w:r>
+      <w:r>
+        <w:t xml:space="preserve"> </w:t>
+      </w:r>
+      <w:r>
+        <w:rPr>
+          <w:bCs/>
+          <w:b/>
+        </w:rPr>
+        <w:t xml:space="preserve">automatisierter Prozess</w:t>
+      </w:r>
+      <w:r>
+        <w:t xml:space="preserve"> </w:t>
+      </w:r>
+      <w:r>
+        <w:t xml:space="preserve">führt vorher festgelegte Verarbeitungsschritte ganz oder teilweise ohne unmittelbaren menschlichen Eingriff aus.</w:t>
       </w:r>
     </w:p>
     <w:p>
@@ -106,7 +152,7 @@
         <w:rPr>
           <w:rStyle w:val="VerbatimChar"/>
         </w:rPr>
-        <w:t xml:space="preserve">Eingabe</w:t>
+        <w:t xml:space="preserve">Eingabe / Daten</w:t>
       </w:r>
       <w:r>
         <w:br/>
@@ -115,7 +161,7 @@
         <w:rPr>
           <w:rStyle w:val="VerbatimChar"/>
         </w:rPr>
-        <w:t xml:space="preserve"> ↓</w:t>
+        <w:t xml:space="preserve">      ↓</w:t>
       </w:r>
       <w:r>
         <w:br/>
@@ -124,7 +170,7 @@
         <w:rPr>
           <w:rStyle w:val="VerbatimChar"/>
         </w:rPr>
-        <w:t xml:space="preserve">Auswertung</w:t>
+        <w:t xml:space="preserve">Verarbeitung nach Regeln</w:t>
       </w:r>
       <w:r>
         <w:br/>
@@ -133,7 +179,7 @@
         <w:rPr>
           <w:rStyle w:val="VerbatimChar"/>
         </w:rPr>
-        <w:t xml:space="preserve"> ↓</w:t>
+        <w:t xml:space="preserve">      ↓</w:t>
       </w:r>
       <w:r>
         <w:br/>
@@ -142,7 +188,7 @@
         <w:rPr>
           <w:rStyle w:val="VerbatimChar"/>
         </w:rPr>
-        <w:t xml:space="preserve">Entscheidung</w:t>
+        <w:t xml:space="preserve">Entscheidung oder Ergebnis</w:t>
       </w:r>
       <w:r>
         <w:br/>
@@ -151,7 +197,7 @@
         <w:rPr>
           <w:rStyle w:val="VerbatimChar"/>
         </w:rPr>
-        <w:t xml:space="preserve"> ↓</w:t>
+        <w:t xml:space="preserve">      ↓</w:t>
       </w:r>
       <w:r>
         <w:br/>
@@ -160,7 +206,7 @@
         <w:rPr>
           <w:rStyle w:val="VerbatimChar"/>
         </w:rPr>
-        <w:t xml:space="preserve">Aktion</w:t>
+        <w:t xml:space="preserve">Aktion / Ausgabe</w:t>
       </w:r>
       <w:r>
         <w:br/>
@@ -169,7 +215,7 @@
         <w:rPr>
           <w:rStyle w:val="VerbatimChar"/>
         </w:rPr>
-        <w:t xml:space="preserve"> ↓</w:t>
+        <w:t xml:space="preserve">      ↓</w:t>
       </w:r>
       <w:r>
         <w:br/>
@@ -178,7 +224,43 @@
         <w:rPr>
           <w:rStyle w:val="VerbatimChar"/>
         </w:rPr>
-        <w:t xml:space="preserve">Rückmeldung</w:t>
+        <w:t xml:space="preserve">Rückmeldung oder neue Eingabe</w:t>
+      </w:r>
+    </w:p>
+    <w:p>
+      <w:pPr>
+        <w:pStyle w:val="FirstParagraph"/>
+      </w:pPr>
+      <w:r>
+        <w:rPr>
+          <w:bCs/>
+          <w:b/>
+        </w:rPr>
+        <w:t xml:space="preserve">Beispiel:</w:t>
+      </w:r>
+      <w:r>
+        <w:t xml:space="preserve"> </w:t>
+      </w:r>
+      <w:r>
+        <w:t xml:space="preserve">Bewegungsmelder erkennt Bewegung → Steuerung wertet Signal aus → Licht wird eingeschaltet.</w:t>
+      </w:r>
+    </w:p>
+    <w:p>
+      <w:pPr>
+        <w:pStyle w:val="BodyText"/>
+      </w:pPr>
+      <w:r>
+        <w:rPr>
+          <w:bCs/>
+          <w:b/>
+        </w:rPr>
+        <w:t xml:space="preserve">Lehrerhinweis:</w:t>
+      </w:r>
+      <w:r>
+        <w:t xml:space="preserve"> </w:t>
+      </w:r>
+      <w:r>
+        <w:t xml:space="preserve">Automatisiert bedeutet nicht automatisch „intelligent“ und nicht automatisch „richtig“.</w:t>
       </w:r>
     </w:p>
     <w:p>
@@ -194,13 +276,13 @@
       </w:r>
     </w:p>
     <w:bookmarkEnd w:id="22"/>
-    <w:bookmarkStart w:id="23" w:name="beispiele"/>
+    <w:bookmarkStart w:id="23" w:name="sensor-verarbeitung-aktor"/>
     <w:p>
       <w:pPr>
         <w:pStyle w:val="Heading1"/>
       </w:pPr>
       <w:r>
-        <w:t xml:space="preserve">Beispiele</w:t>
+        <w:t xml:space="preserve">Sensor – Verarbeitung – Aktor</w:t>
       </w:r>
     </w:p>
     <w:p>
@@ -212,7 +294,17 @@
         <w:pStyle w:val="Compact"/>
       </w:pPr>
       <w:r>
-        <w:t xml:space="preserve">Bots</w:t>
+        <w:rPr>
+          <w:bCs/>
+          <w:b/>
+        </w:rPr>
+        <w:t xml:space="preserve">Sensor:</w:t>
+      </w:r>
+      <w:r>
+        <w:t xml:space="preserve"> </w:t>
+      </w:r>
+      <w:r>
+        <w:t xml:space="preserve">erfasst eine Größe oder einen Zustand, z. B. Helligkeit oder Bewegung.</w:t>
       </w:r>
     </w:p>
     <w:p>
@@ -224,7 +316,17 @@
         <w:pStyle w:val="Compact"/>
       </w:pPr>
       <w:r>
-        <w:t xml:space="preserve">Smart Home</w:t>
+        <w:rPr>
+          <w:bCs/>
+          <w:b/>
+        </w:rPr>
+        <w:t xml:space="preserve">Verarbeitung:</w:t>
+      </w:r>
+      <w:r>
+        <w:t xml:space="preserve"> </w:t>
+      </w:r>
+      <w:r>
+        <w:t xml:space="preserve">Programm bzw. Steuerung wertet Daten nach Regeln aus.</w:t>
       </w:r>
     </w:p>
     <w:p>
@@ -236,43 +338,35 @@
         <w:pStyle w:val="Compact"/>
       </w:pPr>
       <w:r>
-        <w:t xml:space="preserve">Sprachassistenten</w:t>
+        <w:rPr>
+          <w:bCs/>
+          <w:b/>
+        </w:rPr>
+        <w:t xml:space="preserve">Aktor:</w:t>
+      </w:r>
+      <w:r>
+        <w:t xml:space="preserve"> </w:t>
+      </w:r>
+      <w:r>
+        <w:t xml:space="preserve">setzt eine Aktion um, z. B. Lampe, Motor oder Lautsprecher.</w:t>
       </w:r>
     </w:p>
     <w:p>
       <w:pPr>
-        <w:numPr>
-          <w:ilvl w:val="0"/>
-          <w:numId w:val="1001"/>
-        </w:numPr>
-        <w:pStyle w:val="Compact"/>
-      </w:pPr>
-      <w:r>
-        <w:t xml:space="preserve">Drohnen</w:t>
-      </w:r>
-    </w:p>
-    <w:p>
-      <w:pPr>
-        <w:numPr>
-          <w:ilvl w:val="0"/>
-          <w:numId w:val="1001"/>
-        </w:numPr>
-        <w:pStyle w:val="Compact"/>
-      </w:pPr>
-      <w:r>
-        <w:t xml:space="preserve">Windenergieanlagen</w:t>
-      </w:r>
-    </w:p>
-    <w:p>
-      <w:pPr>
-        <w:numPr>
-          <w:ilvl w:val="0"/>
-          <w:numId w:val="1001"/>
-        </w:numPr>
-        <w:pStyle w:val="Compact"/>
-      </w:pPr>
-      <w:r>
-        <w:t xml:space="preserve">soziale Netzwerke</w:t>
+        <w:pStyle w:val="FirstParagraph"/>
+      </w:pPr>
+      <w:r>
+        <w:rPr>
+          <w:bCs/>
+          <w:b/>
+        </w:rPr>
+        <w:t xml:space="preserve">Beispiel Smart Home:</w:t>
+      </w:r>
+      <w:r>
+        <w:t xml:space="preserve"> </w:t>
+      </w:r>
+      <w:r>
+        <w:t xml:space="preserve">Temperatursensor → Vergleich mit Sollwert → Heizung ein/aus.</w:t>
       </w:r>
     </w:p>
     <w:p>
@@ -288,13 +382,13 @@
       </w:r>
     </w:p>
     <w:bookmarkEnd w:id="23"/>
-    <w:bookmarkStart w:id="24" w:name="automatisch-richtig"/>
+    <w:bookmarkStart w:id="24" w:name="automatisierte-prozesse-im-alltag"/>
     <w:p>
       <w:pPr>
         <w:pStyle w:val="Heading1"/>
       </w:pPr>
       <w:r>
-        <w:t xml:space="preserve">Automatisch = richtig?</w:t>
+        <w:t xml:space="preserve">Automatisierte Prozesse im Alltag</w:t>
       </w:r>
     </w:p>
     <w:p>
@@ -302,7 +396,37 @@
         <w:pStyle w:val="FirstParagraph"/>
       </w:pPr>
       <w:r>
-        <w:t xml:space="preserve">Nein.</w:t>
+        <w:t xml:space="preserve">Ordnet die Beispiele ein:</w:t>
+      </w:r>
+      <w:r>
+        <w:t xml:space="preserve"> </w:t>
+      </w:r>
+      <w:r>
+        <w:t xml:space="preserve">- automatische Beleuchtung</w:t>
+      </w:r>
+      <w:r>
+        <w:t xml:space="preserve"> </w:t>
+      </w:r>
+      <w:r>
+        <w:t xml:space="preserve">- Paket-Sortieranlage</w:t>
+      </w:r>
+      <w:r>
+        <w:t xml:space="preserve"> </w:t>
+      </w:r>
+      <w:r>
+        <w:t xml:space="preserve">- Verkehrsampel</w:t>
+      </w:r>
+      <w:r>
+        <w:t xml:space="preserve"> </w:t>
+      </w:r>
+      <w:r>
+        <w:t xml:space="preserve">- Empfehlungssystem eines Videodienstes</w:t>
+      </w:r>
+      <w:r>
+        <w:t xml:space="preserve"> </w:t>
+      </w:r>
+      <w:r>
+        <w:t xml:space="preserve">- automatische Bewässerung</w:t>
       </w:r>
     </w:p>
     <w:p>
@@ -310,67 +434,17 @@
         <w:pStyle w:val="BodyText"/>
       </w:pPr>
       <w:r>
-        <w:t xml:space="preserve">Fehlerquellen:</w:t>
-      </w:r>
-    </w:p>
-    <w:p>
-      <w:pPr>
-        <w:numPr>
-          <w:ilvl w:val="0"/>
-          <w:numId w:val="1002"/>
-        </w:numPr>
-        <w:pStyle w:val="Compact"/>
-      </w:pPr>
-      <w:r>
-        <w:t xml:space="preserve">Daten</w:t>
-      </w:r>
-    </w:p>
-    <w:p>
-      <w:pPr>
-        <w:numPr>
-          <w:ilvl w:val="0"/>
-          <w:numId w:val="1002"/>
-        </w:numPr>
-        <w:pStyle w:val="Compact"/>
-      </w:pPr>
-      <w:r>
-        <w:t xml:space="preserve">Sensoren</w:t>
-      </w:r>
-    </w:p>
-    <w:p>
-      <w:pPr>
-        <w:numPr>
-          <w:ilvl w:val="0"/>
-          <w:numId w:val="1002"/>
-        </w:numPr>
-        <w:pStyle w:val="Compact"/>
-      </w:pPr>
-      <w:r>
-        <w:t xml:space="preserve">Regeln</w:t>
-      </w:r>
-    </w:p>
-    <w:p>
-      <w:pPr>
-        <w:numPr>
-          <w:ilvl w:val="0"/>
-          <w:numId w:val="1002"/>
-        </w:numPr>
-        <w:pStyle w:val="Compact"/>
-      </w:pPr>
-      <w:r>
-        <w:t xml:space="preserve">Programme</w:t>
-      </w:r>
-    </w:p>
-    <w:p>
-      <w:pPr>
-        <w:numPr>
-          <w:ilvl w:val="0"/>
-          <w:numId w:val="1002"/>
-        </w:numPr>
-        <w:pStyle w:val="Compact"/>
-      </w:pPr>
-      <w:r>
-        <w:t xml:space="preserve">Manipulation</w:t>
+        <w:rPr>
+          <w:bCs/>
+          <w:b/>
+        </w:rPr>
+        <w:t xml:space="preserve">Arbeitsauftrag:</w:t>
+      </w:r>
+      <w:r>
+        <w:t xml:space="preserve"> </w:t>
+      </w:r>
+      <w:r>
+        <w:t xml:space="preserve">Welche Eingabe wird benötigt? Welche Regel wird angewendet? Was ist die Ausgabe/Aktion?</w:t>
       </w:r>
     </w:p>
     <w:p>
@@ -386,13 +460,13 @@
       </w:r>
     </w:p>
     <w:bookmarkEnd w:id="24"/>
-    <w:bookmarkStart w:id="25" w:name="datenschutz"/>
+    <w:bookmarkStart w:id="25" w:name="bots-in-sozialen-netzwerken"/>
     <w:p>
       <w:pPr>
         <w:pStyle w:val="Heading1"/>
       </w:pPr>
       <w:r>
-        <w:t xml:space="preserve">Datenschutz</w:t>
+        <w:t xml:space="preserve">Bots in sozialen Netzwerken</w:t>
       </w:r>
     </w:p>
     <w:p>
@@ -400,7 +474,59 @@
         <w:pStyle w:val="FirstParagraph"/>
       </w:pPr>
       <w:r>
-        <w:t xml:space="preserve">Welche Daten dürfen verarbeitet werden?</w:t>
+        <w:t xml:space="preserve">Ein</w:t>
+      </w:r>
+      <w:r>
+        <w:t xml:space="preserve"> </w:t>
+      </w:r>
+      <w:r>
+        <w:rPr>
+          <w:bCs/>
+          <w:b/>
+        </w:rPr>
+        <w:t xml:space="preserve">Bot</w:t>
+      </w:r>
+      <w:r>
+        <w:t xml:space="preserve"> </w:t>
+      </w:r>
+      <w:r>
+        <w:t xml:space="preserve">ist ein Programm, das automatisiert Aktionen ausführt. In sozialen Netzwerken kann ein Bot z. B. Beiträge veröffentlichen, weiterleiten oder auf Inhalte reagieren.</w:t>
+      </w:r>
+    </w:p>
+    <w:p>
+      <w:pPr>
+        <w:pStyle w:val="BodyText"/>
+      </w:pPr>
+      <w:r>
+        <w:rPr>
+          <w:bCs/>
+          <w:b/>
+        </w:rPr>
+        <w:t xml:space="preserve">Wichtig:</w:t>
+      </w:r>
+      <w:r>
+        <w:t xml:space="preserve"> </w:t>
+      </w:r>
+      <w:r>
+        <w:t xml:space="preserve">Viele Beiträge oder Reaktionen bedeuten nicht automatisch, dass ebenso viele verschiedene Menschen dahinterstehen.</w:t>
+      </w:r>
+    </w:p>
+    <w:p>
+      <w:pPr>
+        <w:pStyle w:val="BodyText"/>
+      </w:pPr>
+      <w:r>
+        <w:rPr>
+          <w:bCs/>
+          <w:b/>
+        </w:rPr>
+        <w:t xml:space="preserve">Beispiel:</w:t>
+      </w:r>
+      <w:r>
+        <w:t xml:space="preserve"> </w:t>
+      </w:r>
+      <w:r>
+        <w:t xml:space="preserve">50 Konten verbreiten innerhalb weniger Sekunden nahezu denselben Text. Welche Hinweise sprechen für automatisiertes Verhalten?</w:t>
       </w:r>
     </w:p>
     <w:p>
@@ -416,13 +542,13 @@
       </w:r>
     </w:p>
     <w:bookmarkEnd w:id="25"/>
-    <w:bookmarkStart w:id="26" w:name="datensicherheit"/>
+    <w:bookmarkStart w:id="26" w:name="automatisierung-und-meinungsbildung"/>
     <w:p>
       <w:pPr>
         <w:pStyle w:val="Heading1"/>
       </w:pPr>
       <w:r>
-        <w:t xml:space="preserve">Datensicherheit</w:t>
+        <w:t xml:space="preserve">Automatisierung und Meinungsbildung</w:t>
       </w:r>
     </w:p>
     <w:p>
@@ -430,7 +556,74 @@
         <w:pStyle w:val="FirstParagraph"/>
       </w:pPr>
       <w:r>
-        <w:t xml:space="preserve">Wie schützen wir Daten?</w:t>
+        <w:t xml:space="preserve">Automatisierte Systeme können beeinflussen,</w:t>
+      </w:r>
+      <w:r>
+        <w:t xml:space="preserve"> </w:t>
+      </w:r>
+      <w:r>
+        <w:rPr>
+          <w:bCs/>
+          <w:b/>
+        </w:rPr>
+        <w:t xml:space="preserve">welche Inhalte sichtbar werden</w:t>
+      </w:r>
+      <w:r>
+        <w:t xml:space="preserve">:</w:t>
+      </w:r>
+      <w:r>
+        <w:t xml:space="preserve"> </w:t>
+      </w:r>
+      <w:r>
+        <w:t xml:space="preserve">- Beiträge werden ausgewählt und sortiert,</w:t>
+      </w:r>
+      <w:r>
+        <w:t xml:space="preserve"> </w:t>
+      </w:r>
+      <w:r>
+        <w:t xml:space="preserve">- Empfehlungen entstehen aus Nutzungsdaten,</w:t>
+      </w:r>
+      <w:r>
+        <w:t xml:space="preserve"> </w:t>
+      </w:r>
+      <w:r>
+        <w:t xml:space="preserve">- automatisierte Konten können Reichweite vortäuschen.</w:t>
+      </w:r>
+    </w:p>
+    <w:p>
+      <w:pPr>
+        <w:pStyle w:val="BodyText"/>
+      </w:pPr>
+      <w:r>
+        <w:rPr>
+          <w:bCs/>
+          <w:b/>
+        </w:rPr>
+        <w:t xml:space="preserve">Diskussionsfrage:</w:t>
+      </w:r>
+      <w:r>
+        <w:t xml:space="preserve"> </w:t>
+      </w:r>
+      <w:r>
+        <w:t xml:space="preserve">Ist eine automatisch ausgewählte Startseite neutral? Begründe.</w:t>
+      </w:r>
+    </w:p>
+    <w:p>
+      <w:pPr>
+        <w:pStyle w:val="BodyText"/>
+      </w:pPr>
+      <w:r>
+        <w:rPr>
+          <w:bCs/>
+          <w:b/>
+        </w:rPr>
+        <w:t xml:space="preserve">Lehrerhinweis:</w:t>
+      </w:r>
+      <w:r>
+        <w:t xml:space="preserve"> </w:t>
+      </w:r>
+      <w:r>
+        <w:t xml:space="preserve">Keine Behauptung, dass jede Empfehlung Manipulation ist. Zwischen Personalisierung, kommerziellen Zielen und gezielter Manipulation unterscheiden.</w:t>
       </w:r>
     </w:p>
     <w:p>
@@ -446,13 +639,13 @@
       </w:r>
     </w:p>
     <w:bookmarkEnd w:id="26"/>
-    <w:bookmarkStart w:id="27" w:name="bots"/>
+    <w:bookmarkStart w:id="27" w:name="smart-home-und-sprachassistenten"/>
     <w:p>
       <w:pPr>
         <w:pStyle w:val="Heading1"/>
       </w:pPr>
       <w:r>
-        <w:t xml:space="preserve">Bots</w:t>
+        <w:t xml:space="preserve">Smart Home und Sprachassistenten</w:t>
       </w:r>
     </w:p>
     <w:p>
@@ -460,7 +653,126 @@
         <w:pStyle w:val="FirstParagraph"/>
       </w:pPr>
       <w:r>
-        <w:t xml:space="preserve">Viele Beiträge ≠ viele Menschen</w:t>
+        <w:rPr>
+          <w:bCs/>
+          <w:b/>
+        </w:rPr>
+        <w:t xml:space="preserve">Smart Home:</w:t>
+      </w:r>
+      <w:r>
+        <w:t xml:space="preserve"> </w:t>
+      </w:r>
+      <w:r>
+        <w:t xml:space="preserve">vernetzte Geräte erfassen Daten und reagieren automatisiert.</w:t>
+      </w:r>
+    </w:p>
+    <w:p>
+      <w:pPr>
+        <w:pStyle w:val="BodyText"/>
+      </w:pPr>
+      <w:r>
+        <w:t xml:space="preserve">Beispiel:</w:t>
+      </w:r>
+    </w:p>
+    <w:p>
+      <w:pPr>
+        <w:pStyle w:val="SourceCode"/>
+      </w:pPr>
+      <w:r>
+        <w:rPr>
+          <w:rStyle w:val="VerbatimChar"/>
+        </w:rPr>
+        <w:t xml:space="preserve">Fenster geöffnet</w:t>
+      </w:r>
+      <w:r>
+        <w:br/>
+      </w:r>
+      <w:r>
+        <w:rPr>
+          <w:rStyle w:val="VerbatimChar"/>
+        </w:rPr>
+        <w:t xml:space="preserve">      ↓</w:t>
+      </w:r>
+      <w:r>
+        <w:br/>
+      </w:r>
+      <w:r>
+        <w:rPr>
+          <w:rStyle w:val="VerbatimChar"/>
+        </w:rPr>
+        <w:t xml:space="preserve">Sensor meldet Zustand</w:t>
+      </w:r>
+      <w:r>
+        <w:br/>
+      </w:r>
+      <w:r>
+        <w:rPr>
+          <w:rStyle w:val="VerbatimChar"/>
+        </w:rPr>
+        <w:t xml:space="preserve">      ↓</w:t>
+      </w:r>
+      <w:r>
+        <w:br/>
+      </w:r>
+      <w:r>
+        <w:rPr>
+          <w:rStyle w:val="VerbatimChar"/>
+        </w:rPr>
+        <w:t xml:space="preserve">Regel: Heizung reduzieren</w:t>
+      </w:r>
+      <w:r>
+        <w:br/>
+      </w:r>
+      <w:r>
+        <w:rPr>
+          <w:rStyle w:val="VerbatimChar"/>
+        </w:rPr>
+        <w:t xml:space="preserve">      ↓</w:t>
+      </w:r>
+      <w:r>
+        <w:br/>
+      </w:r>
+      <w:r>
+        <w:rPr>
+          <w:rStyle w:val="VerbatimChar"/>
+        </w:rPr>
+        <w:t xml:space="preserve">Thermostat wird angesteuert</w:t>
+      </w:r>
+    </w:p>
+    <w:p>
+      <w:pPr>
+        <w:pStyle w:val="FirstParagraph"/>
+      </w:pPr>
+      <w:r>
+        <w:rPr>
+          <w:bCs/>
+          <w:b/>
+        </w:rPr>
+        <w:t xml:space="preserve">Sprachassistent:</w:t>
+      </w:r>
+      <w:r>
+        <w:t xml:space="preserve"> </w:t>
+      </w:r>
+      <w:r>
+        <w:t xml:space="preserve">Spracheingabe → Verarbeitung → erkannte Absicht → Aktion/Antwort.</w:t>
+      </w:r>
+    </w:p>
+    <w:p>
+      <w:pPr>
+        <w:pStyle w:val="BodyText"/>
+      </w:pPr>
+      <w:r>
+        <w:rPr>
+          <w:bCs/>
+          <w:b/>
+        </w:rPr>
+        <w:t xml:space="preserve">Frage:</w:t>
+      </w:r>
+      <w:r>
+        <w:t xml:space="preserve"> </w:t>
+      </w:r>
+      <w:r>
+        <w:t xml:space="preserve">Welche Daten müssen verarbeitet werden, damit der jeweilige Dienst funktioniert?</w:t>
       </w:r>
     </w:p>
     <w:p>
@@ -476,13 +788,13 @@
       </w:r>
     </w:p>
     <w:bookmarkEnd w:id="27"/>
-    <w:bookmarkStart w:id="28" w:name="empfehlungssysteme"/>
+    <w:bookmarkStart w:id="28" w:name="drohnen-steuern-und-automatisieren"/>
     <w:p>
       <w:pPr>
         <w:pStyle w:val="Heading1"/>
       </w:pPr>
       <w:r>
-        <w:t xml:space="preserve">Empfehlungssysteme</w:t>
+        <w:t xml:space="preserve">Drohnen: Steuern und automatisieren</w:t>
       </w:r>
     </w:p>
     <w:p>
@@ -490,7 +802,51 @@
         <w:pStyle w:val="FirstParagraph"/>
       </w:pPr>
       <w:r>
-        <w:t xml:space="preserve">Was du siehst, kann automatisch ausgewählt werden.</w:t>
+        <w:t xml:space="preserve">Eine Drohne kann unterschiedlich betrieben werden:</w:t>
+      </w:r>
+      <w:r>
+        <w:t xml:space="preserve"> </w:t>
+      </w:r>
+      <w:r>
+        <w:t xml:space="preserve">- direkt durch einen Menschen gesteuert,</w:t>
+      </w:r>
+      <w:r>
+        <w:t xml:space="preserve"> </w:t>
+      </w:r>
+      <w:r>
+        <w:t xml:space="preserve">- durch Assistenzfunktionen stabilisiert,</w:t>
+      </w:r>
+      <w:r>
+        <w:t xml:space="preserve"> </w:t>
+      </w:r>
+      <w:r>
+        <w:t xml:space="preserve">- teilweise automatisiert entlang vorgegebener Punkte.</w:t>
+      </w:r>
+    </w:p>
+    <w:p>
+      <w:pPr>
+        <w:pStyle w:val="BodyText"/>
+      </w:pPr>
+      <w:r>
+        <w:t xml:space="preserve">Sensoren liefern z. B. Informationen über Bewegung, Lage und Position. Programme verarbeiten diese Daten und steuern Motoren.</w:t>
+      </w:r>
+    </w:p>
+    <w:p>
+      <w:pPr>
+        <w:pStyle w:val="BodyText"/>
+      </w:pPr>
+      <w:r>
+        <w:rPr>
+          <w:bCs/>
+          <w:b/>
+        </w:rPr>
+        <w:t xml:space="preserve">Aufgabe:</w:t>
+      </w:r>
+      <w:r>
+        <w:t xml:space="preserve"> </w:t>
+      </w:r>
+      <w:r>
+        <w:t xml:space="preserve">Ordne Sensor, Verarbeitung und Aktor in diesem Beispiel zu.</w:t>
       </w:r>
     </w:p>
     <w:p>
@@ -506,22 +862,13 @@
       </w:r>
     </w:p>
     <w:bookmarkEnd w:id="28"/>
-    <w:bookmarkStart w:id="30" w:name="verantwortung"/>
+    <w:bookmarkStart w:id="29" w:name="automatisch-richtig"/>
     <w:p>
       <w:pPr>
         <w:pStyle w:val="Heading1"/>
       </w:pPr>
       <w:r>
-        <w:t xml:space="preserve">Verantwortung</w:t>
-      </w:r>
-    </w:p>
-    <w:bookmarkStart w:id="29" w:name="frage"/>
-    <w:p>
-      <w:pPr>
-        <w:pStyle w:val="Heading2"/>
-      </w:pPr>
-      <w:r>
-        <w:t xml:space="preserve">Frage</w:t>
+        <w:t xml:space="preserve">Automatisch = richtig?</w:t>
       </w:r>
     </w:p>
     <w:p>
@@ -529,7 +876,69 @@
         <w:pStyle w:val="FirstParagraph"/>
       </w:pPr>
       <w:r>
-        <w:t xml:space="preserve">Wer entscheidet, wenn das System falsch entscheidet?</w:t>
+        <w:t xml:space="preserve">Nein. Ein automatisiertes System kann Fehler machen.</w:t>
+      </w:r>
+    </w:p>
+    <w:p>
+      <w:pPr>
+        <w:pStyle w:val="BodyText"/>
+      </w:pPr>
+      <w:r>
+        <w:t xml:space="preserve">Mögliche Ursachen:</w:t>
+      </w:r>
+      <w:r>
+        <w:t xml:space="preserve"> </w:t>
+      </w:r>
+      <w:r>
+        <w:t xml:space="preserve">- fehlerhafte oder ungeeignete Sensordaten,</w:t>
+      </w:r>
+      <w:r>
+        <w:t xml:space="preserve"> </w:t>
+      </w:r>
+      <w:r>
+        <w:t xml:space="preserve">- unvollständige Daten,</w:t>
+      </w:r>
+      <w:r>
+        <w:t xml:space="preserve"> </w:t>
+      </w:r>
+      <w:r>
+        <w:t xml:space="preserve">- falsche Regeln,</w:t>
+      </w:r>
+      <w:r>
+        <w:t xml:space="preserve"> </w:t>
+      </w:r>
+      <w:r>
+        <w:t xml:space="preserve">- Programmfehler,</w:t>
+      </w:r>
+      <w:r>
+        <w:t xml:space="preserve"> </w:t>
+      </w:r>
+      <w:r>
+        <w:t xml:space="preserve">- ungeeignete Annahmen,</w:t>
+      </w:r>
+      <w:r>
+        <w:t xml:space="preserve"> </w:t>
+      </w:r>
+      <w:r>
+        <w:t xml:space="preserve">- gezielte Manipulation.</w:t>
+      </w:r>
+    </w:p>
+    <w:p>
+      <w:pPr>
+        <w:pStyle w:val="BodyText"/>
+      </w:pPr>
+      <w:r>
+        <w:rPr>
+          <w:bCs/>
+          <w:b/>
+        </w:rPr>
+        <w:t xml:space="preserve">Fallbeispiel:</w:t>
+      </w:r>
+      <w:r>
+        <w:t xml:space="preserve"> </w:t>
+      </w:r>
+      <w:r>
+        <w:t xml:space="preserve">Eine automatische Bewässerung erhält wegen eines defekten Sensors ständig „trocken“. Welche Folgen entstehen? Wie könnte das System sicherer werden?</w:t>
       </w:r>
     </w:p>
     <w:p>
@@ -545,99 +954,529 @@
       </w:r>
     </w:p>
     <w:bookmarkEnd w:id="29"/>
-    <w:bookmarkEnd w:id="30"/>
-    <w:bookmarkStart w:id="32" w:name="abschluss"/>
+    <w:bookmarkStart w:id="30" w:name="grenzen-und-menschliche-kontrolle"/>
     <w:p>
       <w:pPr>
         <w:pStyle w:val="Heading1"/>
       </w:pPr>
       <w:r>
-        <w:t xml:space="preserve">Abschluss</w:t>
-      </w:r>
-    </w:p>
-    <w:bookmarkStart w:id="31" w:name="bewertet-jedes-system-nach"/>
-    <w:p>
-      <w:pPr>
-        <w:pStyle w:val="Heading2"/>
-      </w:pPr>
-      <w:r>
-        <w:t xml:space="preserve">Bewertet jedes System nach:</w:t>
+        <w:t xml:space="preserve">Grenzen und menschliche Kontrolle</w:t>
       </w:r>
     </w:p>
     <w:p>
       <w:pPr>
-        <w:numPr>
-          <w:ilvl w:val="0"/>
-          <w:numId w:val="1003"/>
-        </w:numPr>
-        <w:pStyle w:val="Compact"/>
-      </w:pPr>
-      <w:r>
-        <w:t xml:space="preserve">Nutzen</w:t>
+        <w:pStyle w:val="FirstParagraph"/>
+      </w:pPr>
+      <w:r>
+        <w:t xml:space="preserve">Nicht jede Entscheidung sollte vollständig automatisiert werden.</w:t>
       </w:r>
     </w:p>
     <w:p>
       <w:pPr>
-        <w:numPr>
-          <w:ilvl w:val="0"/>
-          <w:numId w:val="1003"/>
-        </w:numPr>
-        <w:pStyle w:val="Compact"/>
-      </w:pPr>
-      <w:r>
-        <w:t xml:space="preserve">Risiken</w:t>
+        <w:pStyle w:val="BodyText"/>
+      </w:pPr>
+      <w:r>
+        <w:t xml:space="preserve">Prüffragen:</w:t>
+      </w:r>
+      <w:r>
+        <w:t xml:space="preserve"> </w:t>
+      </w:r>
+      <w:r>
+        <w:t xml:space="preserve">1. Welche Folgen hat ein Fehler?</w:t>
+      </w:r>
+      <w:r>
+        <w:t xml:space="preserve"> </w:t>
+      </w:r>
+      <w:r>
+        <w:t xml:space="preserve">2. Kann ein Mensch eingreifen?</w:t>
+      </w:r>
+      <w:r>
+        <w:t xml:space="preserve"> </w:t>
+      </w:r>
+      <w:r>
+        <w:t xml:space="preserve">3. Ist nachvollziehbar, warum das System so entschieden hat?</w:t>
+      </w:r>
+      <w:r>
+        <w:t xml:space="preserve"> </w:t>
+      </w:r>
+      <w:r>
+        <w:t xml:space="preserve">4. Wer trägt Verantwortung?</w:t>
       </w:r>
     </w:p>
     <w:p>
       <w:pPr>
-        <w:numPr>
-          <w:ilvl w:val="0"/>
-          <w:numId w:val="1003"/>
-        </w:numPr>
-        <w:pStyle w:val="Compact"/>
-      </w:pPr>
-      <w:r>
-        <w:t xml:space="preserve">Datenschutz</w:t>
+        <w:pStyle w:val="BodyText"/>
+      </w:pPr>
+      <w:r>
+        <w:rPr>
+          <w:bCs/>
+          <w:b/>
+        </w:rPr>
+        <w:t xml:space="preserve">Beispiele zum Vergleichen:</w:t>
+      </w:r>
+      <w:r>
+        <w:t xml:space="preserve"> </w:t>
+      </w:r>
+      <w:r>
+        <w:t xml:space="preserve">Gartenbewässerung, Notbremsassistent, automatische Kontosperre.</w:t>
       </w:r>
     </w:p>
     <w:p>
-      <w:pPr>
-        <w:numPr>
-          <w:ilvl w:val="0"/>
-          <w:numId w:val="1003"/>
-        </w:numPr>
-        <w:pStyle w:val="Compact"/>
-      </w:pPr>
-      <w:r>
-        <w:t xml:space="preserve">Sicherheit</w:t>
+      <w:r>
+        <w:pict>
+          <v:rect style="width:0;height:1.5pt" o:hralign="center" o:hrstd="t" o:hr="t"/>
+        </w:pict>
       </w:r>
     </w:p>
     <w:p>
-      <w:pPr>
-        <w:numPr>
-          <w:ilvl w:val="0"/>
-          <w:numId w:val="1003"/>
-        </w:numPr>
-        <w:pStyle w:val="Compact"/>
-      </w:pPr>
-      <w:r>
-        <w:t xml:space="preserve">Kontrolle</w:t>
+      <w:r>
+        <w:br w:type="page"/>
+      </w:r>
+    </w:p>
+    <w:bookmarkEnd w:id="30"/>
+    <w:bookmarkStart w:id="31" w:name="datenschutz"/>
+    <w:p>
+      <w:pPr>
+        <w:pStyle w:val="Heading1"/>
+      </w:pPr>
+      <w:r>
+        <w:t xml:space="preserve">Datenschutz</w:t>
       </w:r>
     </w:p>
     <w:p>
       <w:pPr>
-        <w:numPr>
-          <w:ilvl w:val="0"/>
-          <w:numId w:val="1003"/>
-        </w:numPr>
-        <w:pStyle w:val="Compact"/>
-      </w:pPr>
-      <w:r>
-        <w:t xml:space="preserve">gesellschaftlichen Folgen</w:t>
+        <w:pStyle w:val="FirstParagraph"/>
+      </w:pPr>
+      <w:r>
+        <w:rPr>
+          <w:bCs/>
+          <w:b/>
+        </w:rPr>
+        <w:t xml:space="preserve">Datenschutz schützt Menschen und ihre personenbezogenen Daten.</w:t>
+      </w:r>
+    </w:p>
+    <w:p>
+      <w:pPr>
+        <w:pStyle w:val="BodyText"/>
+      </w:pPr>
+      <w:r>
+        <w:t xml:space="preserve">Fragen vor einer Datenerhebung:</w:t>
+      </w:r>
+      <w:r>
+        <w:t xml:space="preserve"> </w:t>
+      </w:r>
+      <w:r>
+        <w:t xml:space="preserve">- Welche Daten werden wirklich benötigt?</w:t>
+      </w:r>
+      <w:r>
+        <w:t xml:space="preserve"> </w:t>
+      </w:r>
+      <w:r>
+        <w:t xml:space="preserve">- Zu welchem Zweck werden sie verarbeitet?</w:t>
+      </w:r>
+      <w:r>
+        <w:t xml:space="preserve"> </w:t>
+      </w:r>
+      <w:r>
+        <w:t xml:space="preserve">- Wer erhält Zugriff?</w:t>
+      </w:r>
+      <w:r>
+        <w:t xml:space="preserve"> </w:t>
+      </w:r>
+      <w:r>
+        <w:t xml:space="preserve">- Wie lange werden sie benötigt?</w:t>
+      </w:r>
+    </w:p>
+    <w:p>
+      <w:pPr>
+        <w:pStyle w:val="BodyText"/>
+      </w:pPr>
+      <w:r>
+        <w:rPr>
+          <w:bCs/>
+          <w:b/>
+        </w:rPr>
+        <w:t xml:space="preserve">Beispiel:</w:t>
+      </w:r>
+      <w:r>
+        <w:t xml:space="preserve"> </w:t>
+      </w:r>
+      <w:r>
+        <w:t xml:space="preserve">Muss eine smarte Lampe den Standort des Smartphones dauerhaft speichern, um im Zimmer ein- und ausgeschaltet zu werden?</w:t>
+      </w:r>
+    </w:p>
+    <w:p>
+      <w:r>
+        <w:pict>
+          <v:rect style="width:0;height:1.5pt" o:hralign="center" o:hrstd="t" o:hr="t"/>
+        </w:pict>
+      </w:r>
+    </w:p>
+    <w:p>
+      <w:r>
+        <w:br w:type="page"/>
       </w:r>
     </w:p>
     <w:bookmarkEnd w:id="31"/>
+    <w:bookmarkStart w:id="32" w:name="datensicherheit"/>
+    <w:p>
+      <w:pPr>
+        <w:pStyle w:val="Heading1"/>
+      </w:pPr>
+      <w:r>
+        <w:t xml:space="preserve">Datensicherheit</w:t>
+      </w:r>
+    </w:p>
+    <w:p>
+      <w:pPr>
+        <w:pStyle w:val="FirstParagraph"/>
+      </w:pPr>
+      <w:r>
+        <w:rPr>
+          <w:bCs/>
+          <w:b/>
+        </w:rPr>
+        <w:t xml:space="preserve">Datensicherheit</w:t>
+      </w:r>
+      <w:r>
+        <w:t xml:space="preserve"> </w:t>
+      </w:r>
+      <w:r>
+        <w:t xml:space="preserve">umfasst Maßnahmen, die Daten und Systeme vor Verlust, unbefugtem Zugriff oder Veränderung schützen.</w:t>
+      </w:r>
+    </w:p>
+    <w:p>
+      <w:pPr>
+        <w:pStyle w:val="BodyText"/>
+      </w:pPr>
+      <w:r>
+        <w:t xml:space="preserve">Beispiele:</w:t>
+      </w:r>
+      <w:r>
+        <w:t xml:space="preserve"> </w:t>
+      </w:r>
+      <w:r>
+        <w:t xml:space="preserve">- sichere Zugangsdaten,</w:t>
+      </w:r>
+      <w:r>
+        <w:t xml:space="preserve"> </w:t>
+      </w:r>
+      <w:r>
+        <w:t xml:space="preserve">- Updates,</w:t>
+      </w:r>
+      <w:r>
+        <w:t xml:space="preserve"> </w:t>
+      </w:r>
+      <w:r>
+        <w:t xml:space="preserve">- Zugriffsrechte,</w:t>
+      </w:r>
+      <w:r>
+        <w:t xml:space="preserve"> </w:t>
+      </w:r>
+      <w:r>
+        <w:t xml:space="preserve">- Sicherungen,</w:t>
+      </w:r>
+      <w:r>
+        <w:t xml:space="preserve"> </w:t>
+      </w:r>
+      <w:r>
+        <w:t xml:space="preserve">- geschützte Übertragung.</w:t>
+      </w:r>
+    </w:p>
+    <w:p>
+      <w:pPr>
+        <w:pStyle w:val="BodyText"/>
+      </w:pPr>
+      <w:r>
+        <w:rPr>
+          <w:bCs/>
+          <w:b/>
+        </w:rPr>
+        <w:t xml:space="preserve">Merksatz:</w:t>
+      </w:r>
+      <w:r>
+        <w:t xml:space="preserve"> </w:t>
+      </w:r>
+      <w:r>
+        <w:t xml:space="preserve">Datenschutz fragt besonders nach dem Schutz der betroffenen Menschen; Datensicherheit nach dem Schutz von Daten und Systemen. Beides hängt zusammen.</w:t>
+      </w:r>
+    </w:p>
+    <w:p>
+      <w:r>
+        <w:pict>
+          <v:rect style="width:0;height:1.5pt" o:hralign="center" o:hrstd="t" o:hr="t"/>
+        </w:pict>
+      </w:r>
+    </w:p>
+    <w:p>
+      <w:r>
+        <w:br w:type="page"/>
+      </w:r>
+    </w:p>
     <w:bookmarkEnd w:id="32"/>
+    <w:bookmarkStart w:id="33" w:name="ein-system-beurteilen"/>
+    <w:p>
+      <w:pPr>
+        <w:pStyle w:val="Heading1"/>
+      </w:pPr>
+      <w:r>
+        <w:t xml:space="preserve">Ein System beurteilen</w:t>
+      </w:r>
+    </w:p>
+    <w:p>
+      <w:pPr>
+        <w:pStyle w:val="FirstParagraph"/>
+      </w:pPr>
+      <w:r>
+        <w:t xml:space="preserve">Bewertet ein automatisiertes System nach:</w:t>
+      </w:r>
+      <w:r>
+        <w:t xml:space="preserve"> </w:t>
+      </w:r>
+      <w:r>
+        <w:t xml:space="preserve">-</w:t>
+      </w:r>
+      <w:r>
+        <w:t xml:space="preserve"> </w:t>
+      </w:r>
+      <w:r>
+        <w:rPr>
+          <w:bCs/>
+          <w:b/>
+        </w:rPr>
+        <w:t xml:space="preserve">Nutzen:</w:t>
+      </w:r>
+      <w:r>
+        <w:t xml:space="preserve"> </w:t>
+      </w:r>
+      <w:r>
+        <w:t xml:space="preserve">Welches Problem löst es?</w:t>
+      </w:r>
+      <w:r>
+        <w:t xml:space="preserve"> </w:t>
+      </w:r>
+      <w:r>
+        <w:t xml:space="preserve">-</w:t>
+      </w:r>
+      <w:r>
+        <w:t xml:space="preserve"> </w:t>
+      </w:r>
+      <w:r>
+        <w:rPr>
+          <w:bCs/>
+          <w:b/>
+        </w:rPr>
+        <w:t xml:space="preserve">Zuverlässigkeit:</w:t>
+      </w:r>
+      <w:r>
+        <w:t xml:space="preserve"> </w:t>
+      </w:r>
+      <w:r>
+        <w:t xml:space="preserve">Was passiert bei falschen Daten oder Fehlern?</w:t>
+      </w:r>
+      <w:r>
+        <w:t xml:space="preserve"> </w:t>
+      </w:r>
+      <w:r>
+        <w:t xml:space="preserve">-</w:t>
+      </w:r>
+      <w:r>
+        <w:t xml:space="preserve"> </w:t>
+      </w:r>
+      <w:r>
+        <w:rPr>
+          <w:bCs/>
+          <w:b/>
+        </w:rPr>
+        <w:t xml:space="preserve">Datenschutz:</w:t>
+      </w:r>
+      <w:r>
+        <w:t xml:space="preserve"> </w:t>
+      </w:r>
+      <w:r>
+        <w:t xml:space="preserve">Welche personenbezogenen Daten werden benötigt?</w:t>
+      </w:r>
+      <w:r>
+        <w:t xml:space="preserve"> </w:t>
+      </w:r>
+      <w:r>
+        <w:t xml:space="preserve">-</w:t>
+      </w:r>
+      <w:r>
+        <w:t xml:space="preserve"> </w:t>
+      </w:r>
+      <w:r>
+        <w:rPr>
+          <w:bCs/>
+          <w:b/>
+        </w:rPr>
+        <w:t xml:space="preserve">Datensicherheit:</w:t>
+      </w:r>
+      <w:r>
+        <w:t xml:space="preserve"> </w:t>
+      </w:r>
+      <w:r>
+        <w:t xml:space="preserve">Wie werden Daten und System geschützt?</w:t>
+      </w:r>
+      <w:r>
+        <w:t xml:space="preserve"> </w:t>
+      </w:r>
+      <w:r>
+        <w:t xml:space="preserve">-</w:t>
+      </w:r>
+      <w:r>
+        <w:t xml:space="preserve"> </w:t>
+      </w:r>
+      <w:r>
+        <w:rPr>
+          <w:bCs/>
+          <w:b/>
+        </w:rPr>
+        <w:t xml:space="preserve">Kontrolle:</w:t>
+      </w:r>
+      <w:r>
+        <w:t xml:space="preserve"> </w:t>
+      </w:r>
+      <w:r>
+        <w:t xml:space="preserve">Wer kann eingreifen?</w:t>
+      </w:r>
+      <w:r>
+        <w:t xml:space="preserve"> </w:t>
+      </w:r>
+      <w:r>
+        <w:t xml:space="preserve">-</w:t>
+      </w:r>
+      <w:r>
+        <w:t xml:space="preserve"> </w:t>
+      </w:r>
+      <w:r>
+        <w:rPr>
+          <w:bCs/>
+          <w:b/>
+        </w:rPr>
+        <w:t xml:space="preserve">Verantwortung:</w:t>
+      </w:r>
+      <w:r>
+        <w:t xml:space="preserve"> </w:t>
+      </w:r>
+      <w:r>
+        <w:t xml:space="preserve">Wer entscheidet und trägt Folgen?</w:t>
+      </w:r>
+      <w:r>
+        <w:t xml:space="preserve"> </w:t>
+      </w:r>
+      <w:r>
+        <w:t xml:space="preserve">-</w:t>
+      </w:r>
+      <w:r>
+        <w:t xml:space="preserve"> </w:t>
+      </w:r>
+      <w:r>
+        <w:rPr>
+          <w:bCs/>
+          <w:b/>
+        </w:rPr>
+        <w:t xml:space="preserve">gesellschaftliche Auswirkungen:</w:t>
+      </w:r>
+      <w:r>
+        <w:t xml:space="preserve"> </w:t>
+      </w:r>
+      <w:r>
+        <w:t xml:space="preserve">Wer profitiert, wer könnte benachteiligt werden?</w:t>
+      </w:r>
+    </w:p>
+    <w:p>
+      <w:r>
+        <w:pict>
+          <v:rect style="width:0;height:1.5pt" o:hralign="center" o:hrstd="t" o:hr="t"/>
+        </w:pict>
+      </w:r>
+    </w:p>
+    <w:p>
+      <w:r>
+        <w:br w:type="page"/>
+      </w:r>
+    </w:p>
+    <w:bookmarkEnd w:id="33"/>
+    <w:bookmarkStart w:id="34" w:name="abschlussaufgabe"/>
+    <w:p>
+      <w:pPr>
+        <w:pStyle w:val="Heading1"/>
+      </w:pPr>
+      <w:r>
+        <w:t xml:space="preserve">Abschlussaufgabe</w:t>
+      </w:r>
+    </w:p>
+    <w:p>
+      <w:pPr>
+        <w:pStyle w:val="FirstParagraph"/>
+      </w:pPr>
+      <w:r>
+        <w:t xml:space="preserve">Wählt ein Beispiel aus Alltag oder Technik und erstellt eine kurze Systemanalyse:</w:t>
+      </w:r>
+    </w:p>
+    <w:p>
+      <w:pPr>
+        <w:pStyle w:val="SourceCode"/>
+      </w:pPr>
+      <w:r>
+        <w:rPr>
+          <w:rStyle w:val="VerbatimChar"/>
+        </w:rPr>
+        <w:t xml:space="preserve">Eingabe/Sensoren → Verarbeitung/Regeln → Ausgabe/Aktoren</w:t>
+      </w:r>
+    </w:p>
+    <w:p>
+      <w:pPr>
+        <w:pStyle w:val="FirstParagraph"/>
+      </w:pPr>
+      <w:r>
+        <w:t xml:space="preserve">Ergänzt anschließend:</w:t>
+      </w:r>
+      <w:r>
+        <w:t xml:space="preserve"> </w:t>
+      </w:r>
+      <w:r>
+        <w:t xml:space="preserve">1. einen Nutzen,</w:t>
+      </w:r>
+      <w:r>
+        <w:t xml:space="preserve"> </w:t>
+      </w:r>
+      <w:r>
+        <w:t xml:space="preserve">2. zwei mögliche Fehler/Risiken,</w:t>
+      </w:r>
+      <w:r>
+        <w:t xml:space="preserve"> </w:t>
+      </w:r>
+      <w:r>
+        <w:t xml:space="preserve">3. eine Maßnahme zur menschlichen Kontrolle,</w:t>
+      </w:r>
+      <w:r>
+        <w:t xml:space="preserve"> </w:t>
+      </w:r>
+      <w:r>
+        <w:t xml:space="preserve">4. einen Aspekt von Datenschutz oder Datensicherheit.</w:t>
+      </w:r>
+    </w:p>
+    <w:p>
+      <w:pPr>
+        <w:pStyle w:val="BodyText"/>
+      </w:pPr>
+      <w:r>
+        <w:rPr>
+          <w:bCs/>
+          <w:b/>
+        </w:rPr>
+        <w:t xml:space="preserve">Lehrerhinweis:</w:t>
+      </w:r>
+      <w:r>
+        <w:t xml:space="preserve"> </w:t>
+      </w:r>
+      <w:r>
+        <w:t xml:space="preserve">Erwartet wird eine begründete Analyse, nicht bloß eine Liste von Schlagwörtern.</w:t>
+      </w:r>
+    </w:p>
+    <w:bookmarkEnd w:id="34"/>
     <w:sectPr>
       <w:headerReference r:id="rId9" w:type="default"/>
       <w:footerReference r:id="rId11" w:type="default"/>
@@ -668,7 +1507,7 @@
       <w:rPr>
         <w:sz w:val="16"/>
       </w:rPr>
-      <w:t>Unterrichtsmaterial Oberschule Sachsen · Version v0.4.0-444-gad95bb4-dirty · Build 18.08.2026</w:t>
+      <w:t>Unterrichtsmaterial Oberschule Sachsen · Version v0.4.0-489-gf58e499-dirty · Build 18.08.2026</w:t>
     </w:r>
   </w:p>
 </w:ftr>
@@ -1085,12 +1924,6 @@
     <w:abstractNumId w:val="990"/>
   </w:num>
   <w:num w:numId="1001">
-    <w:abstractNumId w:val="991"/>
-  </w:num>
-  <w:num w:numId="1002">
-    <w:abstractNumId w:val="991"/>
-  </w:num>
-  <w:num w:numId="1003">
     <w:abstractNumId w:val="991"/>
   </w:num>
 </w:numbering>
